--- a/src/content/bios/Salim-SA 2016.docx
+++ b/src/content/bios/Salim-SA 2016.docx
@@ -2251,7 +2251,7 @@
             <w:u w:val="none"/>
             <w:lang w:val="en-GB"/>
           </w:rPr>
-          <w:t>www.munzinger.de/document/ 00000015722</w:t>
+          <w:t>www.munzinger.de/document/00000015722</w:t>
         </w:r>
       </w:hyperlink>
       <w:r>
